--- a/CSHSE/server/src/assets/reader-report-templates/associate.docx
+++ b/CSHSE/server/src/assets/reader-report-templates/associate.docx
@@ -468,6 +468,9 @@
             <w:vAlign w:val="center"/>
           </w:tcPr>
           <w:p>
+            <w:r>
+              <w:t xml:space="preserve">{{c_introduction}} </w:t>
+            </w:r>
             <w:pPr>
               <w:spacing w:after="0" w:line="240" w:lineRule="auto"/>
               <w:ind w:left="113" w:right="113"/>
@@ -494,6 +497,9 @@
             <w:vAlign w:val="center"/>
           </w:tcPr>
           <w:p>
+            <w:r>
+              <w:t xml:space="preserve">{{n_introduction}} </w:t>
+            </w:r>
             <w:pPr>
               <w:spacing w:after="0" w:line="240" w:lineRule="auto"/>
               <w:ind w:left="113" w:right="113"/>
@@ -545,6 +551,11 @@
                 <w:b/>
               </w:rPr>
             </w:pPr>
+          </w:p>
+          <w:p>
+            <w:r>
+              <w:t>{{cm_introduction}}</w:t>
+            </w:r>
           </w:p>
         </w:tc>
       </w:tr>
